--- a/Machine Learning/Lab №3/АПИМ-25_ЛР#3_Клименко.docx
+++ b/Machine Learning/Lab №3/АПИМ-25_ЛР#3_Клименко.docx
@@ -469,23 +469,7 @@
           <w:szCs w:val="28"/>
           <w:lang w:val="ru-RU"/>
         </w:rPr>
-        <w:t xml:space="preserve">аписать </w:t>
-      </w:r>
-      <w:r>
-        <w:rPr>
-          <w:sz w:val="28"/>
-          <w:szCs w:val="28"/>
-          <w:lang w:val="ru-RU"/>
-        </w:rPr>
-        <w:t>функцию,</w:t>
-      </w:r>
-      <w:r>
-        <w:rPr>
-          <w:sz w:val="28"/>
-          <w:szCs w:val="28"/>
-          <w:lang w:val="ru-RU"/>
-        </w:rPr>
-        <w:t xml:space="preserve"> преобразовывающую вектор чисел в матрицу</w:t>
+        <w:t>аписать функцию, преобразовывающую вектор чисел в матрицу</w:t>
       </w:r>
       <w:r>
         <w:rPr>
@@ -515,6 +499,7 @@
       </w:pPr>
       <w:r>
         <w:rPr>
+          <w:noProof/>
           <w:sz w:val="28"/>
           <w:szCs w:val="28"/>
           <w:lang w:val="ru-RU"/>
@@ -619,21 +604,64 @@
           <w:lang w:val="en-US"/>
         </w:rPr>
       </w:pPr>
-    </w:p>
-    <w:p>
-      <w:pPr>
-        <w:rPr>
-          <w:sz w:val="28"/>
-          <w:szCs w:val="28"/>
-          <w:lang w:val="ru-RU"/>
-        </w:rPr>
-      </w:pPr>
-      <w:r>
-        <w:rPr>
-          <w:sz w:val="28"/>
-          <w:szCs w:val="28"/>
-          <w:lang w:val="ru-RU"/>
-        </w:rPr>
+      <w:r>
+        <w:rPr>
+          <w:sz w:val="28"/>
+          <w:szCs w:val="28"/>
+          <w:lang w:val="en-US"/>
+        </w:rPr>
+        <w:drawing>
+          <wp:inline distT="0" distB="0" distL="0" distR="0" wp14:anchorId="7C7DE758" wp14:editId="57B69C9E">
+            <wp:extent cx="6278880" cy="7508573"/>
+            <wp:effectExtent l="0" t="0" r="7620" b="0"/>
+            <wp:docPr id="2093057539" name="Рисунок 1"/>
+            <wp:cNvGraphicFramePr>
+              <a:graphicFrameLocks xmlns:a="http://schemas.openxmlformats.org/drawingml/2006/main" noChangeAspect="1"/>
+            </wp:cNvGraphicFramePr>
+            <a:graphic xmlns:a="http://schemas.openxmlformats.org/drawingml/2006/main">
+              <a:graphicData uri="http://schemas.openxmlformats.org/drawingml/2006/picture">
+                <pic:pic xmlns:pic="http://schemas.openxmlformats.org/drawingml/2006/picture">
+                  <pic:nvPicPr>
+                    <pic:cNvPr id="2093057539" name=""/>
+                    <pic:cNvPicPr/>
+                  </pic:nvPicPr>
+                  <pic:blipFill>
+                    <a:blip r:embed="rId5"/>
+                    <a:stretch>
+                      <a:fillRect/>
+                    </a:stretch>
+                  </pic:blipFill>
+                  <pic:spPr>
+                    <a:xfrm>
+                      <a:off x="0" y="0"/>
+                      <a:ext cx="6287620" cy="7519024"/>
+                    </a:xfrm>
+                    <a:prstGeom prst="rect">
+                      <a:avLst/>
+                    </a:prstGeom>
+                  </pic:spPr>
+                </pic:pic>
+              </a:graphicData>
+            </a:graphic>
+          </wp:inline>
+        </w:drawing>
+      </w:r>
+    </w:p>
+    <w:p>
+      <w:pPr>
+        <w:rPr>
+          <w:sz w:val="28"/>
+          <w:szCs w:val="28"/>
+          <w:lang w:val="ru-RU"/>
+        </w:rPr>
+      </w:pPr>
+      <w:r>
+        <w:rPr>
+          <w:sz w:val="28"/>
+          <w:szCs w:val="28"/>
+          <w:lang w:val="ru-RU"/>
+        </w:rPr>
+        <w:lastRenderedPageBreak/>
         <w:t xml:space="preserve">Рисунок </w:t>
       </w:r>
       <w:r>
@@ -1322,6 +1350,7 @@
   <w:style w:type="character" w:default="1" w:styleId="a0">
     <w:name w:val="Default Paragraph Font"/>
     <w:uiPriority w:val="1"/>
+    <w:semiHidden/>
     <w:unhideWhenUsed/>
   </w:style>
   <w:style w:type="table" w:default="1" w:styleId="a1">
